--- a/Week2/Project0/P0_Bigquery_Activity_wPresentation.docx
+++ b/Week2/Project0/P0_Bigquery_Activity_wPresentation.docx
@@ -42,7 +42,13 @@
       </w:r>
       <w:proofErr w:type="spellStart"/>
       <w:r>
-        <w:t>Bigquery</w:t>
+        <w:t>Big</w:t>
+      </w:r>
+      <w:r>
+        <w:t>Q</w:t>
+      </w:r>
+      <w:r>
+        <w:t>uery</w:t>
       </w:r>
       <w:proofErr w:type="spellEnd"/>
       <w:r>
@@ -585,6 +591,219 @@
     </w:p>
     <w:p>
       <w:r>
+        <w:t>Steps:</w:t>
+      </w:r>
+    </w:p>
+    <w:p>
+      <w:pPr>
+        <w:pStyle w:val="ListParagraph"/>
+        <w:numPr>
+          <w:ilvl w:val="0"/>
+          <w:numId w:val="5"/>
+        </w:numPr>
+      </w:pPr>
+      <w:r>
+        <w:t>explain each variable, its type, brief description etc</w:t>
+      </w:r>
+      <w:r>
+        <w:t>.</w:t>
+      </w:r>
+    </w:p>
+    <w:p>
+      <w:pPr>
+        <w:pStyle w:val="ListParagraph"/>
+        <w:numPr>
+          <w:ilvl w:val="0"/>
+          <w:numId w:val="5"/>
+        </w:numPr>
+      </w:pPr>
+      <w:r>
+        <w:t>pre-process data explaining in detail any changes, null values removed, type casting if necessary, or any new fields created</w:t>
+      </w:r>
+      <w:r>
+        <w:t xml:space="preserve"> </w:t>
+      </w:r>
+      <w:r>
+        <w:t xml:space="preserve">to hold new data created from existing </w:t>
+      </w:r>
+      <w:proofErr w:type="gramStart"/>
+      <w:r>
+        <w:t>data</w:t>
+      </w:r>
+      <w:proofErr w:type="gramEnd"/>
+    </w:p>
+    <w:p>
+      <w:pPr>
+        <w:pStyle w:val="ListParagraph"/>
+        <w:numPr>
+          <w:ilvl w:val="0"/>
+          <w:numId w:val="5"/>
+        </w:numPr>
+      </w:pPr>
+      <w:r>
+        <w:lastRenderedPageBreak/>
+        <w:t xml:space="preserve">perform exploratory data analysis with plots of all variables, note any potential outliers or influential points, include scatter plots or histograms or pie charts </w:t>
+      </w:r>
+      <w:proofErr w:type="spellStart"/>
+      <w:r>
+        <w:t>etc</w:t>
+      </w:r>
+      <w:proofErr w:type="spellEnd"/>
+      <w:r>
+        <w:t xml:space="preserve">, whichever appropriate, any also perform simple two-way comparisons with </w:t>
+      </w:r>
+      <w:proofErr w:type="gramStart"/>
+      <w:r>
+        <w:t>variables</w:t>
+      </w:r>
+      <w:proofErr w:type="gramEnd"/>
+    </w:p>
+    <w:p>
+      <w:pPr>
+        <w:pStyle w:val="ListParagraph"/>
+        <w:numPr>
+          <w:ilvl w:val="0"/>
+          <w:numId w:val="5"/>
+        </w:numPr>
+      </w:pPr>
+      <w:r>
+        <w:t>create a star schema with a corresponding ERD in MySQL or any tool</w:t>
+      </w:r>
+      <w:r>
+        <w:t xml:space="preserve"> you prefer</w:t>
+      </w:r>
+      <w:r>
+        <w:t xml:space="preserve">, and be sure to present this ERD in </w:t>
+      </w:r>
+      <w:proofErr w:type="gramStart"/>
+      <w:r>
+        <w:t>presentation</w:t>
+      </w:r>
+      <w:proofErr w:type="gramEnd"/>
+    </w:p>
+    <w:p>
+      <w:pPr>
+        <w:pStyle w:val="ListParagraph"/>
+        <w:numPr>
+          <w:ilvl w:val="0"/>
+          <w:numId w:val="5"/>
+        </w:numPr>
+      </w:pPr>
+      <w:r>
+        <w:t xml:space="preserve">upload data to </w:t>
+      </w:r>
+      <w:proofErr w:type="spellStart"/>
+      <w:r>
+        <w:t>BigQuery</w:t>
+      </w:r>
+      <w:proofErr w:type="spellEnd"/>
+      <w:r>
+        <w:t xml:space="preserve"> data</w:t>
+      </w:r>
+      <w:r>
+        <w:t xml:space="preserve"> </w:t>
+      </w:r>
+      <w:r>
+        <w:t>warehouse with your star schema</w:t>
+      </w:r>
+    </w:p>
+    <w:p>
+      <w:pPr>
+        <w:pStyle w:val="ListParagraph"/>
+        <w:numPr>
+          <w:ilvl w:val="0"/>
+          <w:numId w:val="5"/>
+        </w:numPr>
+      </w:pPr>
+      <w:r>
+        <w:t xml:space="preserve">perform queries in </w:t>
+      </w:r>
+      <w:proofErr w:type="spellStart"/>
+      <w:r>
+        <w:t>Big</w:t>
+      </w:r>
+      <w:r>
+        <w:t>Q</w:t>
+      </w:r>
+      <w:r>
+        <w:t>uery</w:t>
+      </w:r>
+      <w:proofErr w:type="spellEnd"/>
+      <w:r>
+        <w:t xml:space="preserve">, save these queries, and take screen shots in big query performing them, then also present queries </w:t>
+      </w:r>
+      <w:r>
+        <w:t xml:space="preserve">live </w:t>
+      </w:r>
+      <w:r>
+        <w:t xml:space="preserve">in </w:t>
+      </w:r>
+      <w:proofErr w:type="spellStart"/>
+      <w:r>
+        <w:t>BigQuery</w:t>
+      </w:r>
+      <w:proofErr w:type="spellEnd"/>
+      <w:r>
+        <w:t xml:space="preserve"> during the presentation. The queries should answer the three questions given. Also come up with at least 3 more questions of your own that you answer with queries in </w:t>
+      </w:r>
+      <w:proofErr w:type="spellStart"/>
+      <w:r>
+        <w:t>B</w:t>
+      </w:r>
+      <w:r>
+        <w:t>igQuery</w:t>
+      </w:r>
+      <w:proofErr w:type="spellEnd"/>
+      <w:r>
+        <w:t xml:space="preserve">. Try to make them very analytical in nature. </w:t>
+      </w:r>
+    </w:p>
+    <w:p/>
+    <w:p>
+      <w:r>
+        <w:t>Example</w:t>
+      </w:r>
+      <w:r>
+        <w:t xml:space="preserve"> Analysis answers and questions</w:t>
+      </w:r>
+      <w:r>
+        <w:t>: variable A increases as variable B increases and we might postulate further increase in A leads to increases in B with a scatter plot, regression line, and regression equation with correspon</w:t>
+      </w:r>
+      <w:r>
+        <w:t>d</w:t>
+      </w:r>
+      <w:r>
+        <w:t>ing R-squared</w:t>
+      </w:r>
+      <w:r>
+        <w:t xml:space="preserve"> (coefficient of determination)</w:t>
+      </w:r>
+      <w:r>
+        <w:t xml:space="preserve"> value in Excel. This could answer the question is variable B correlated with variable A? Or can we use any variables increase to predict the increase of another variable? Or are any variables correlated (then look at other variables relationships too).</w:t>
+      </w:r>
+    </w:p>
+    <w:p/>
+    <w:p>
+      <w:r>
+        <w:t xml:space="preserve">Or another example could be Students in category C who are Male and have parental education level X perform better on math Tests as compared to Students in category C who are female and have parental education level X as exhibited by Y percentage of these male students in C scoring above w... and only Z percentage of female students n C with parental education level X scoring above </w:t>
+      </w:r>
+      <w:proofErr w:type="spellStart"/>
+      <w:r>
+        <w:t>w..so</w:t>
+      </w:r>
+      <w:proofErr w:type="spellEnd"/>
+      <w:r>
+        <w:t xml:space="preserve"> the question could be Is there a good predictor of performance on math tests for students in group C or make it broader and show more analysis.</w:t>
+      </w:r>
+    </w:p>
+    <w:p/>
+    <w:p>
+      <w:r>
+        <w:t>I want you to be creative and analytical, really look at the data, explore the data, and come up with your own analytical questions and answers.</w:t>
+      </w:r>
+    </w:p>
+    <w:p>
+      <w:r>
         <w:rPr>
           <w:b/>
           <w:bCs/>
@@ -600,7 +819,10 @@
       </w:r>
       <w:proofErr w:type="gramStart"/>
       <w:r>
-        <w:t>1-2 minute</w:t>
+        <w:t xml:space="preserve">5 </w:t>
+      </w:r>
+      <w:r>
+        <w:t>minute</w:t>
       </w:r>
       <w:proofErr w:type="gramEnd"/>
       <w:r>
@@ -628,7 +850,6 @@
           <w:bCs/>
           <w:u w:val="single"/>
         </w:rPr>
-        <w:lastRenderedPageBreak/>
         <w:t>Strech Goals:</w:t>
       </w:r>
     </w:p>
@@ -1105,6 +1326,92 @@
       </w:rPr>
     </w:lvl>
   </w:abstractNum>
+  <w:abstractNum w:abstractNumId="4" w15:restartNumberingAfterBreak="0">
+    <w:nsid w:val="77856FE3"/>
+    <w:multiLevelType w:val="hybridMultilevel"/>
+    <w:tmpl w:val="55FC3B2E"/>
+    <w:lvl w:ilvl="0" w:tplc="0409000F">
+      <w:start w:val="1"/>
+      <w:numFmt w:val="decimal"/>
+      <w:lvlText w:val="%1."/>
+      <w:lvlJc w:val="left"/>
+      <w:pPr>
+        <w:ind w:left="720" w:hanging="360"/>
+      </w:pPr>
+    </w:lvl>
+    <w:lvl w:ilvl="1" w:tplc="04090019" w:tentative="1">
+      <w:start w:val="1"/>
+      <w:numFmt w:val="lowerLetter"/>
+      <w:lvlText w:val="%2."/>
+      <w:lvlJc w:val="left"/>
+      <w:pPr>
+        <w:ind w:left="1440" w:hanging="360"/>
+      </w:pPr>
+    </w:lvl>
+    <w:lvl w:ilvl="2" w:tplc="0409001B" w:tentative="1">
+      <w:start w:val="1"/>
+      <w:numFmt w:val="lowerRoman"/>
+      <w:lvlText w:val="%3."/>
+      <w:lvlJc w:val="right"/>
+      <w:pPr>
+        <w:ind w:left="2160" w:hanging="180"/>
+      </w:pPr>
+    </w:lvl>
+    <w:lvl w:ilvl="3" w:tplc="0409000F" w:tentative="1">
+      <w:start w:val="1"/>
+      <w:numFmt w:val="decimal"/>
+      <w:lvlText w:val="%4."/>
+      <w:lvlJc w:val="left"/>
+      <w:pPr>
+        <w:ind w:left="2880" w:hanging="360"/>
+      </w:pPr>
+    </w:lvl>
+    <w:lvl w:ilvl="4" w:tplc="04090019" w:tentative="1">
+      <w:start w:val="1"/>
+      <w:numFmt w:val="lowerLetter"/>
+      <w:lvlText w:val="%5."/>
+      <w:lvlJc w:val="left"/>
+      <w:pPr>
+        <w:ind w:left="3600" w:hanging="360"/>
+      </w:pPr>
+    </w:lvl>
+    <w:lvl w:ilvl="5" w:tplc="0409001B" w:tentative="1">
+      <w:start w:val="1"/>
+      <w:numFmt w:val="lowerRoman"/>
+      <w:lvlText w:val="%6."/>
+      <w:lvlJc w:val="right"/>
+      <w:pPr>
+        <w:ind w:left="4320" w:hanging="180"/>
+      </w:pPr>
+    </w:lvl>
+    <w:lvl w:ilvl="6" w:tplc="0409000F" w:tentative="1">
+      <w:start w:val="1"/>
+      <w:numFmt w:val="decimal"/>
+      <w:lvlText w:val="%7."/>
+      <w:lvlJc w:val="left"/>
+      <w:pPr>
+        <w:ind w:left="5040" w:hanging="360"/>
+      </w:pPr>
+    </w:lvl>
+    <w:lvl w:ilvl="7" w:tplc="04090019" w:tentative="1">
+      <w:start w:val="1"/>
+      <w:numFmt w:val="lowerLetter"/>
+      <w:lvlText w:val="%8."/>
+      <w:lvlJc w:val="left"/>
+      <w:pPr>
+        <w:ind w:left="5760" w:hanging="360"/>
+      </w:pPr>
+    </w:lvl>
+    <w:lvl w:ilvl="8" w:tplc="0409001B" w:tentative="1">
+      <w:start w:val="1"/>
+      <w:numFmt w:val="lowerRoman"/>
+      <w:lvlText w:val="%9."/>
+      <w:lvlJc w:val="right"/>
+      <w:pPr>
+        <w:ind w:left="6480" w:hanging="180"/>
+      </w:pPr>
+    </w:lvl>
+  </w:abstractNum>
   <w:num w:numId="1" w16cid:durableId="737628685">
     <w:abstractNumId w:val="0"/>
   </w:num>
@@ -1116,6 +1423,9 @@
   </w:num>
   <w:num w:numId="4" w16cid:durableId="155462520">
     <w:abstractNumId w:val="2"/>
+  </w:num>
+  <w:num w:numId="5" w16cid:durableId="759175689">
+    <w:abstractNumId w:val="4"/>
   </w:num>
 </w:numbering>
 </file>

--- a/Week2/Project0/P0_Bigquery_Activity_wPresentation.docx
+++ b/Week2/Project0/P0_Bigquery_Activity_wPresentation.docx
@@ -603,10 +603,7 @@
         </w:numPr>
       </w:pPr>
       <w:r>
-        <w:t>explain each variable, its type, brief description etc</w:t>
-      </w:r>
-      <w:r>
-        <w:t>.</w:t>
+        <w:t>explain each variable, its type, brief description etc.</w:t>
       </w:r>
     </w:p>
     <w:p>
@@ -618,13 +615,7 @@
         </w:numPr>
       </w:pPr>
       <w:r>
-        <w:t>pre-process data explaining in detail any changes, null values removed, type casting if necessary, or any new fields created</w:t>
-      </w:r>
-      <w:r>
-        <w:t xml:space="preserve"> </w:t>
-      </w:r>
-      <w:r>
-        <w:t xml:space="preserve">to hold new data created from existing </w:t>
+        <w:t xml:space="preserve">pre-process data explaining in detail any changes, null values removed, type casting if necessary, or any new fields created to hold new data created from existing </w:t>
       </w:r>
       <w:proofErr w:type="gramStart"/>
       <w:r>
@@ -667,13 +658,7 @@
         </w:numPr>
       </w:pPr>
       <w:r>
-        <w:t>create a star schema with a corresponding ERD in MySQL or any tool</w:t>
-      </w:r>
-      <w:r>
-        <w:t xml:space="preserve"> you prefer</w:t>
-      </w:r>
-      <w:r>
-        <w:t xml:space="preserve">, and be sure to present this ERD in </w:t>
+        <w:t xml:space="preserve">create a star schema with a corresponding ERD in MySQL or any tool you prefer, and be sure to present this ERD in </w:t>
       </w:r>
       <w:proofErr w:type="gramStart"/>
       <w:r>
@@ -698,13 +683,7 @@
       </w:r>
       <w:proofErr w:type="spellEnd"/>
       <w:r>
-        <w:t xml:space="preserve"> data</w:t>
-      </w:r>
-      <w:r>
-        <w:t xml:space="preserve"> </w:t>
-      </w:r>
-      <w:r>
-        <w:t>warehouse with your star schema</w:t>
+        <w:t xml:space="preserve"> data warehouse with your star schema</w:t>
       </w:r>
     </w:p>
     <w:p>
@@ -720,23 +699,11 @@
       </w:r>
       <w:proofErr w:type="spellStart"/>
       <w:r>
-        <w:t>Big</w:t>
-      </w:r>
-      <w:r>
-        <w:t>Q</w:t>
-      </w:r>
-      <w:r>
-        <w:t>uery</w:t>
+        <w:t>BigQuery</w:t>
       </w:r>
       <w:proofErr w:type="spellEnd"/>
       <w:r>
-        <w:t xml:space="preserve">, save these queries, and take screen shots in big query performing them, then also present queries </w:t>
-      </w:r>
-      <w:r>
-        <w:t xml:space="preserve">live </w:t>
-      </w:r>
-      <w:r>
-        <w:t xml:space="preserve">in </w:t>
+        <w:t xml:space="preserve">, save these queries, and take screen shots in big query performing them, then also present queries live in </w:t>
       </w:r>
       <w:proofErr w:type="spellStart"/>
       <w:r>
@@ -744,48 +711,41 @@
       </w:r>
       <w:proofErr w:type="spellEnd"/>
       <w:r>
-        <w:t xml:space="preserve"> during the presentation. The queries should answer the three questions given. Also come up with at least 3 more questions of your own that you answer with queries in </w:t>
+        <w:t xml:space="preserve"> during the presentation. The queries should answer the </w:t>
       </w:r>
       <w:proofErr w:type="spellStart"/>
       <w:r>
-        <w:t>B</w:t>
-      </w:r>
-      <w:r>
-        <w:t>igQuery</w:t>
+        <w:t>foure</w:t>
       </w:r>
       <w:proofErr w:type="spellEnd"/>
       <w:r>
+        <w:t xml:space="preserve"> questions given. Also come up with at least 3 more questions of your own that you answer with queries in </w:t>
+      </w:r>
+      <w:proofErr w:type="spellStart"/>
+      <w:r>
+        <w:t>BigQuery</w:t>
+      </w:r>
+      <w:proofErr w:type="spellEnd"/>
+      <w:r>
         <w:t xml:space="preserve">. Try to make them very analytical in nature. </w:t>
       </w:r>
     </w:p>
     <w:p/>
     <w:p>
       <w:r>
-        <w:t>Example</w:t>
-      </w:r>
-      <w:r>
-        <w:t xml:space="preserve"> Analysis answers and questions</w:t>
-      </w:r>
-      <w:r>
-        <w:t>: variable A increases as variable B increases and we might postulate further increase in A leads to increases in B with a scatter plot, regression line, and regression equation with correspon</w:t>
-      </w:r>
-      <w:r>
-        <w:t>d</w:t>
-      </w:r>
-      <w:r>
-        <w:t>ing R-squared</w:t>
-      </w:r>
-      <w:r>
-        <w:t xml:space="preserve"> (coefficient of determination)</w:t>
-      </w:r>
-      <w:r>
-        <w:t xml:space="preserve"> value in Excel. This could answer the question is variable B correlated with variable A? Or can we use any variables increase to predict the increase of another variable? Or are any variables correlated (then look at other variables relationships too).</w:t>
+        <w:t>Example Analysis answers and questions: variable A increases as variable B increases and we might postulate further increase in A leads to increases in B with a scatter plot, regression line, and regression equation with corresponding R-squared (coefficient of determination) value in Excel. This could answer the question is variable B correlated with variable A? Or can we use any variables increase to predict the increase of another variable? Or are any variables correlated (then look at other variables relationships too).</w:t>
       </w:r>
     </w:p>
     <w:p/>
     <w:p>
       <w:r>
-        <w:t xml:space="preserve">Or another example could be Students in category C who are Male and have parental education level X perform better on math Tests as compared to Students in category C who are female and have parental education level X as exhibited by Y percentage of these male students in C scoring above w... and only Z percentage of female students n C with parental education level X scoring above </w:t>
+        <w:t xml:space="preserve">Or another example could be Students in category C who are Male and have parental education level X perform better on math Tests as compared to Students in category C who are female and have parental education level X as exhibited by Y percentage of these male students in C scoring above w... and only Z percentage of female students </w:t>
+      </w:r>
+      <w:r>
+        <w:t>i</w:t>
+      </w:r>
+      <w:r>
+        <w:t xml:space="preserve">n C with parental education level X scoring above </w:t>
       </w:r>
       <w:proofErr w:type="spellStart"/>
       <w:r>

--- a/Week2/Project0/P0_Bigquery_Activity_wPresentation.docx
+++ b/Week2/Project0/P0_Bigquery_Activity_wPresentation.docx
@@ -713,11 +713,9 @@
       <w:r>
         <w:t xml:space="preserve"> during the presentation. The queries should answer the </w:t>
       </w:r>
-      <w:proofErr w:type="spellStart"/>
-      <w:r>
-        <w:t>foure</w:t>
-      </w:r>
-      <w:proofErr w:type="spellEnd"/>
+      <w:r>
+        <w:t>four</w:t>
+      </w:r>
       <w:r>
         <w:t xml:space="preserve"> questions given. Also come up with at least 3 more questions of your own that you answer with queries in </w:t>
       </w:r>

--- a/Week2/Project0/P0_Bigquery_Activity_wPresentation.docx
+++ b/Week2/Project0/P0_Bigquery_Activity_wPresentation.docx
@@ -85,13 +85,8 @@
         </w:numPr>
       </w:pPr>
       <w:r>
-        <w:t xml:space="preserve">Shows math, reading, and writing scores for each </w:t>
-      </w:r>
-      <w:proofErr w:type="gramStart"/>
-      <w:r>
-        <w:t>student</w:t>
-      </w:r>
-      <w:proofErr w:type="gramEnd"/>
+        <w:t>Shows math, reading, and writing scores for each student</w:t>
+      </w:r>
     </w:p>
     <w:p>
       <w:r>
@@ -340,13 +335,8 @@
               <w:ind w:left="0"/>
             </w:pPr>
             <w:r>
-              <w:t xml:space="preserve">4 = </w:t>
+              <w:t>4 = Associate’s Degree</w:t>
             </w:r>
-            <w:proofErr w:type="gramStart"/>
-            <w:r>
-              <w:t>Associate’s Degree</w:t>
-            </w:r>
-            <w:proofErr w:type="gramEnd"/>
           </w:p>
         </w:tc>
         <w:tc>
@@ -391,13 +381,8 @@
               <w:ind w:left="0"/>
             </w:pPr>
             <w:r>
-              <w:t xml:space="preserve">5 = </w:t>
+              <w:t>5 = Bachelor’s Degree</w:t>
             </w:r>
-            <w:proofErr w:type="gramStart"/>
-            <w:r>
-              <w:t>Bachelor’s Degree</w:t>
-            </w:r>
-            <w:proofErr w:type="gramEnd"/>
           </w:p>
         </w:tc>
         <w:tc>
@@ -504,13 +489,8 @@
         </w:numPr>
       </w:pPr>
       <w:r>
-        <w:t xml:space="preserve">Shows student information including gender and year </w:t>
-      </w:r>
-      <w:proofErr w:type="gramStart"/>
-      <w:r>
-        <w:t>group</w:t>
-      </w:r>
-      <w:proofErr w:type="gramEnd"/>
+        <w:t>Shows student information including gender and year group</w:t>
+      </w:r>
     </w:p>
     <w:p>
       <w:pPr>
@@ -554,13 +534,8 @@
         </w:numPr>
       </w:pPr>
       <w:r>
-        <w:t xml:space="preserve">Average scores across subjects of students grouped by </w:t>
-      </w:r>
-      <w:proofErr w:type="gramStart"/>
-      <w:r>
-        <w:t>gender</w:t>
-      </w:r>
-      <w:proofErr w:type="gramEnd"/>
+        <w:t>Average scores across subjects of students grouped by gender</w:t>
+      </w:r>
     </w:p>
     <w:p>
       <w:pPr>
@@ -615,13 +590,8 @@
         </w:numPr>
       </w:pPr>
       <w:r>
-        <w:t xml:space="preserve">pre-process data explaining in detail any changes, null values removed, type casting if necessary, or any new fields created to hold new data created from existing </w:t>
-      </w:r>
-      <w:proofErr w:type="gramStart"/>
-      <w:r>
-        <w:t>data</w:t>
-      </w:r>
-      <w:proofErr w:type="gramEnd"/>
+        <w:t>pre-process data explaining in detail any changes, null values removed, type casting if necessary, or any new fields created to hold new data created from existing data</w:t>
+      </w:r>
     </w:p>
     <w:p>
       <w:pPr>
@@ -641,13 +611,8 @@
       </w:r>
       <w:proofErr w:type="spellEnd"/>
       <w:r>
-        <w:t xml:space="preserve">, whichever appropriate, any also perform simple two-way comparisons with </w:t>
-      </w:r>
-      <w:proofErr w:type="gramStart"/>
-      <w:r>
-        <w:t>variables</w:t>
-      </w:r>
-      <w:proofErr w:type="gramEnd"/>
+        <w:t>, whichever appropriate, any also perform simple two-way comparisons with variables</w:t>
+      </w:r>
     </w:p>
     <w:p>
       <w:pPr>
@@ -658,13 +623,8 @@
         </w:numPr>
       </w:pPr>
       <w:r>
-        <w:t xml:space="preserve">create a star schema with a corresponding ERD in MySQL or any tool you prefer, and be sure to present this ERD in </w:t>
-      </w:r>
-      <w:proofErr w:type="gramStart"/>
-      <w:r>
-        <w:t>presentation</w:t>
-      </w:r>
-      <w:proofErr w:type="gramEnd"/>
+        <w:t>create a star schema with a corresponding ERD in MySQL or any tool you prefer, and be sure to present this ERD in presentation</w:t>
+      </w:r>
     </w:p>
     <w:p>
       <w:pPr>
@@ -775,16 +735,11 @@
         <w:tab/>
         <w:t xml:space="preserve">You will give a </w:t>
       </w:r>
-      <w:proofErr w:type="gramStart"/>
       <w:r>
         <w:t xml:space="preserve">5 </w:t>
       </w:r>
       <w:r>
-        <w:t>minute</w:t>
-      </w:r>
-      <w:proofErr w:type="gramEnd"/>
-      <w:r>
-        <w:t xml:space="preserve"> presentation of your findings on </w:t>
+        <w:t xml:space="preserve">minute presentation of your findings on </w:t>
       </w:r>
       <w:r>
         <w:t>February 9, 2024</w:t>
@@ -820,13 +775,8 @@
         </w:numPr>
       </w:pPr>
       <w:r>
-        <w:t xml:space="preserve">Write a few more questions to </w:t>
-      </w:r>
-      <w:proofErr w:type="gramStart"/>
-      <w:r>
-        <w:t>answer</w:t>
-      </w:r>
-      <w:proofErr w:type="gramEnd"/>
+        <w:t>Write a few more questions to answer</w:t>
+      </w:r>
     </w:p>
     <w:p>
       <w:pPr>
@@ -837,13 +787,26 @@
         </w:numPr>
       </w:pPr>
       <w:r>
-        <w:t xml:space="preserve">Create a Star Schema and answer a few questions for queries for your own </w:t>
-      </w:r>
-      <w:proofErr w:type="gramStart"/>
-      <w:r>
-        <w:t>dataset</w:t>
-      </w:r>
-      <w:proofErr w:type="gramEnd"/>
+        <w:t>Create a Star Schema and answer a few questions for queries for your own dataset</w:t>
+      </w:r>
+    </w:p>
+    <w:p>
+      <w:pPr>
+        <w:pStyle w:val="ListParagraph"/>
+        <w:numPr>
+          <w:ilvl w:val="0"/>
+          <w:numId w:val="4"/>
+        </w:numPr>
+      </w:pPr>
+      <w:r>
+        <w:t xml:space="preserve">Run a regression analysis in Excel or with </w:t>
+      </w:r>
+      <w:r>
+        <w:t xml:space="preserve">the </w:t>
+      </w:r>
+      <w:r>
+        <w:t>software of your choice</w:t>
+      </w:r>
     </w:p>
     <w:sectPr>
       <w:pgSz w:w="12240" w:h="15840"/>

--- a/Week2/Project0/P0_Bigquery_Activity_wPresentation.docx
+++ b/Week2/Project0/P0_Bigquery_Activity_wPresentation.docx
@@ -799,7 +799,21 @@
         </w:numPr>
       </w:pPr>
       <w:r>
-        <w:t xml:space="preserve">Run a regression analysis in Excel or with </w:t>
+        <w:t>Run a regression analysis in Excel</w:t>
+      </w:r>
+      <w:r>
+        <w:t xml:space="preserve">, </w:t>
+      </w:r>
+      <w:proofErr w:type="spellStart"/>
+      <w:r>
+        <w:t>BigQuery</w:t>
+      </w:r>
+      <w:proofErr w:type="spellEnd"/>
+      <w:r>
+        <w:t>,</w:t>
+      </w:r>
+      <w:r>
+        <w:t xml:space="preserve"> or with </w:t>
       </w:r>
       <w:r>
         <w:t xml:space="preserve">the </w:t>
